--- a/klagomål/A 15492-2023 FSC-klagomål.docx
+++ b/klagomål/A 15492-2023 FSC-klagomål.docx
@@ -1049,7 +1049,7 @@
     <w:r>
       <w:tab/>
       <w:tab/>
-      <w:t>2026-06-18</w:t>
+      <w:t>2026-06-19</w:t>
       <w:br/>
       <w:br/>
     </w:r>

--- a/klagomål/A 15492-2023 FSC-klagomål.docx
+++ b/klagomål/A 15492-2023 FSC-klagomål.docx
@@ -1049,7 +1049,7 @@
     <w:r>
       <w:tab/>
       <w:tab/>
-      <w:t>2026-06-19</w:t>
+      <w:t>2026-06-20</w:t>
       <w:br/>
       <w:br/>
     </w:r>

--- a/klagomål/A 15492-2023 FSC-klagomål.docx
+++ b/klagomål/A 15492-2023 FSC-klagomål.docx
@@ -168,38 +168,7 @@
     </w:p>
     <w:p>
       <w:r>
-        <w:t>Detta dokument behandlar höga naturvärden i avverkningsanmälan A 15492-2023 i Kristianstads kommun som inkom 2023-04-04 och omfattar 1,8 ha.</w:t>
-      </w:r>
-    </w:p>
-    <w:p>
-      <w:r>
-        <w:t>Nedan presenteras fynd av naturvårdsarter och fridlysta arter som gjorts i det avverkningsanmälda området, samt relevanta utdrag ur standarderna för FSC, Chain of Custody, Controlled Wood och PEFC. I BILAGA 1 finns artfakta om fridlysta arter.</w:t>
-      </w:r>
-    </w:p>
-    <w:p>
-      <w:r>
-        <w:t>Vi förväntar oss att ni återkommer med ett skriftligt svar på vårt klagomål och även beskriver vilka korrigerande åtgärder ni satt in för att rätta till identifierade brister i er efterlevnad av den svenska FSC standarden.</w:t>
-      </w:r>
-    </w:p>
-    <w:p>
-      <w:pPr>
-        <w:pStyle w:val="Heading1"/>
-      </w:pPr>
-      <w:r>
-        <w:t>Naturvårdsarter</w:t>
-      </w:r>
-    </w:p>
-    <w:p>
-      <w:r>
-        <w:t>Inom 16 meter från avverkningsanmälan har följande 6 naturvårdsarter hittats: mindre bastardsvärmare (VU), entita (NT, T, §4), mindre tåtelsmygare (NT), talltita (NT, §4), spillkråka (T, §4) och vanlig padda (§6). Av dessa är 4 rödlistade. För rödlistade arter har rödlistekategorin angivits inom parentes. Typiska arter inom Natura 2000 som är kopplade till skogsekosystem har markerats med (T). För fridlysta arter anges även paragrafen i Artskyddsförordningen som arten är fridlyst enligt.</w:t>
-      </w:r>
-    </w:p>
-    <w:p>
-      <w:r>
-        <w:t>De påträffade naturvårdsarterna är ett tydligt kvitto på att det rör sig om en skog med höga naturvärden.</w:t>
-      </w:r>
-      <w:r>
-        <w:t xml:space="preserve"> I Figur 1 visas fyndplatser för naturvårdsarter i området, som finns registrerade på Artportalen.</w:t>
+        <w:t>Detta klagomål behandlar höga naturvärden i avverkningsanmälan A 15492-2023 i Kristianstads kommun som inkom 2023-04-04 och omfattar 1,8 ha.</w:t>
       </w:r>
     </w:p>
     <w:p>
@@ -209,7 +178,7 @@
       <w:r>
         <w:drawing>
           <wp:inline xmlns:a="http://schemas.openxmlformats.org/drawingml/2006/main" xmlns:pic="http://schemas.openxmlformats.org/drawingml/2006/picture">
-            <wp:extent cx="5179794" cy="5688000"/>
+            <wp:extent cx="5212577" cy="5724000"/>
             <wp:docPr id="1" name="Picture 1"/>
             <wp:cNvGraphicFramePr>
               <a:graphicFrameLocks noChangeAspect="1"/>
@@ -230,7 +199,7 @@
                   <pic:spPr>
                     <a:xfrm>
                       <a:off x="0" y="0"/>
-                      <a:ext cx="5179794" cy="5688000"/>
+                      <a:ext cx="5212577" cy="5724000"/>
                     </a:xfrm>
                     <a:prstGeom prst="rect"/>
                   </pic:spPr>
@@ -247,7 +216,103 @@
         <w:spacing w:after="240"/>
       </w:pPr>
       <w:r>
-        <w:t>Figur 1. Fyndplatser för naturvårdsarter inom 16 meter från avverkningsanmälan (röd linje). Markörer utan svart kant är placerade på fyndplatsen. Markörer med svart kant är placerade vid sidan av fyndplatsen och har ett svart streck som visar fyndplatsens exakta position. Kartans mittpunktskoordinat är N 6234625, E 463300 i SWEREF 99 TM.</w:t>
+        <w:t>Figur 1. Fyndplatser för naturvårdsarter inom 16 meter från avverkningsanmälan. Markörer utan svart kant är placerade på fyndplatsen. Markörer med svart kant är placerade vid sidan av fyndplatsen har ett svart streck som visar fyndplatsens exakta position. Kartans mittpunktskoordinat är N 6234625, E 463300 i SWEREF 99 TM.</w:t>
+      </w:r>
+    </w:p>
+    <w:p>
+      <w:r>
+        <w:t>Inom 16 meter från avverkningsanmälan finns fynd av 6 naturvårdsarter, varav 4 är rödlistade, 4 är fridlysta och 2 är typiska (T): mindre bastardsvärmare (VU), entita (NT, T, §4), mindre tåtelsmygare (NT), talltita (NT, §4), spillkråka (T, §4) och vanlig padda (§6). Se Figur 1.</w:t>
+      </w:r>
+    </w:p>
+    <w:p>
+      <w:r>
+        <w:t>Nedan presenteras relevanta utdrag ur standarderna för FSC, Chain of Custody, Controlled Wood och PEFC.</w:t>
+      </w:r>
+    </w:p>
+    <w:p>
+      <w:r>
+        <w:t>Vi förväntar oss att ni återkommer med ett skriftligt svar på vårt klagomål och även beskriver vilka korrigerande åtgärder ni satt in för att rätta till identifierade brister i er efterlevnad av den svenska FSC standarden.</w:t>
+      </w:r>
+    </w:p>
+    <w:p>
+      <w:pPr>
+        <w:pStyle w:val="Heading1"/>
+      </w:pPr>
+      <w:r>
+        <w:t>Naturvårdsarter och fridlysta arter</w:t>
+      </w:r>
+    </w:p>
+    <w:p>
+      <w:r>
+        <w:t>Nedan följer beskrivningar av de naturvårdsarter och fridlysta arter som har sina livsmiljöer och växtplatser i den avverkningsanmälda skogen. Se även ytterligare artfakta i BILAGA 1. De påträffade naturvårdsarterna är ett tydligt kvitto på att det rör sig om en skog med höga naturvärden.</w:t>
+      </w:r>
+    </w:p>
+    <w:p>
+      <w:r>
+        <w:rPr>
+          <w:b/>
+        </w:rPr>
+        <w:t>Entita (NT, §4)</w:t>
+      </w:r>
+      <w:r>
+        <w:t xml:space="preserve">, rödlistad som nära hotad och prioriterad art i Skogsvårdslagen, har häckningsrevir i anmälan. Minskningstakten innevarande 10-årsperiod beräknas till 20 (10–30) % och bedöms vara nära gränsvärdet för Sårbar (VU). Entitan är ortstrogen och reviret är i genomsnitt omkring 5 hektar, ibland uppåt 20 hektar stort. Entitan är en utpräglad lövskogsfågel som föredrar flerskiktade, gärna högvuxna skogar med inslag av äldre träd och välutvecklat buskskikt. Även alkärr med videsnår hör till de miljöer som utnyttjas. Arten häckar ofta i skogar som är svagt eller inte alls påverkade av skogsbruk, ofta rör det sig om värdekärnor med höga naturvärden. Entitan missgynnas av konventionellt skogsbruk och dess ortstrohet och dåliga spridningsförmåga gör den känslig för fragmentering. Entita är typisk art för </w:t>
+      </w:r>
+      <w:r>
+        <w:rPr>
+          <w:i/>
+        </w:rPr>
+        <w:t>9080 Lövsumpskog</w:t>
+      </w:r>
+      <w:r>
+        <w:t xml:space="preserve"> (Skogsstyrelsen, 2016, SLU Artdatabanken, 2021).</w:t>
+      </w:r>
+    </w:p>
+    <w:p>
+      <w:r>
+        <w:rPr>
+          <w:b/>
+        </w:rPr>
+        <w:t>Talltita (NT, §4)</w:t>
+      </w:r>
+      <w:r>
+        <w:t>, rödlistad som nära hotad och prioriterad art i Skogsvårdslagen, har häckningsrevir i anmälan. Arten har minskat kraftigt de senaste 30 åren och minskningstakten innevarande 10-årsperiod beräknas till 20 (10–30) %. Talltitan är synnerligen trogen sitt cirka 15 hektar stora revir och är beroende av flerskiktade olikåldriga skogar för att kunna föda upp sina ungar. Talltitan försvinner om dess livsmiljö kalavverkas (Eggers &amp; Low, 2014; Ekman, 1979; Griesser et al, 2007; Klein, 2020; Siffczyk et al, 2003; SLU Artdatabanken, 2021).</w:t>
+      </w:r>
+    </w:p>
+    <w:p>
+      <w:r>
+        <w:rPr>
+          <w:b/>
+        </w:rPr>
+        <w:t>Spillkråka (§4)</w:t>
+      </w:r>
+      <w:r>
+        <w:t xml:space="preserve"> omfattas av bilaga 1 i EU:s fågeldirektiv och är typisk art för </w:t>
+      </w:r>
+      <w:r>
+        <w:rPr>
+          <w:i/>
+        </w:rPr>
+        <w:t xml:space="preserve">9010 Taiga </w:t>
+      </w:r>
+      <w:r>
+        <w:t>och</w:t>
+      </w:r>
+      <w:r>
+        <w:rPr>
+          <w:i/>
+        </w:rPr>
+        <w:t xml:space="preserve"> 9740 Skogsbevuxen myr</w:t>
+      </w:r>
+      <w:r>
+        <w:t>. Den behöver grova träd, främst tall, asp och bok som boträd. Skogsbruk med korta omloppstider och täta, homogena ungskogar utgör det största hotet. Spillkråka är en nyckelart i skogliga miljöer vars övergivna bohål utnyttjas av flera andra hålhäckande fågelarter och fladdermöss, däribland pärluggla (EN, §4), knipa (§4), salskrake (§4) och skogsduva (§4). Hökuggla (VU, §4) och slaguggla (§4) häckar ofta i högstubbar som brutits av i höjd med ett gammalt spillkråkebo (SLU Artdatabanken, 2026; Skogsstyrelsen, 2016).</w:t>
+      </w:r>
+    </w:p>
+    <w:p>
+      <w:pPr>
+        <w:pStyle w:val="Heading1"/>
+      </w:pPr>
+      <w:r>
+        <w:t>Certifiering</w:t>
       </w:r>
     </w:p>
     <w:p>
@@ -255,26 +320,18 @@
         <w:pStyle w:val="Heading2"/>
       </w:pPr>
       <w:r>
-        <w:t>Fridlysta arter</w:t>
+        <w:t>Ur FSC-standarden</w:t>
       </w:r>
     </w:p>
     <w:p>
-      <w:r>
-        <w:t>Följande fridlysta arter har sina livsmiljöer och växtplatser i den avverkningsanmälda skogen: entita (NT, T, §4), talltita (NT, §4), spillkråka (T, §4) och vanlig padda (§6).</w:t>
-      </w:r>
-    </w:p>
-    <w:p>
-      <w:r>
-        <w:t xml:space="preserve">Observera att medlemsländerna är skyldiga att agera i enlighet med EU:s fågeldirektiv där det uttryckligen står att direktivet gäller för fåglar samt för deras ägg, bon och </w:t>
-      </w:r>
       <w:r>
         <w:rPr>
           <w:b/>
         </w:rPr>
-        <w:t xml:space="preserve">livsmiljöer </w:t>
-      </w:r>
-      <w:r>
-        <w:t>(artikel 1). Vidare att de åtgärder som vidtas inte får leda till en försämring av den nuvarande situationen beträffande bevarandet av de fågelarter som avses i artikel 1 (artikel 13). Fågeldirektivet är styrande för tillsynsansvariga myndigheters ärendehantering, ställningstaganden och beslutsfattande.</w:t>
+        <w:t xml:space="preserve">PRINCIP 1: LAGEFTERLEVNAD: </w:t>
+      </w:r>
+      <w:r>
+        <w:t>Certifikatsinnehavaren ska följa alla tillämpliga lagar, förordningar och nationellt ratificerade internationella avtal, konventioner och överenskommelser.</w:t>
       </w:r>
     </w:p>
     <w:p>
@@ -282,19 +339,41 @@
         <w:rPr>
           <w:b/>
         </w:rPr>
-        <w:t>Entita (NT, §4)</w:t>
-      </w:r>
-      <w:r>
-        <w:t xml:space="preserve">, rödlistad som nära hotad och prioriterad art i Skogsvårdslagen, har häckningsrevir i anmälan. Minskningstakten innevarande 10-årsperiod beräknas till 20 (10–30) % och bedöms vara nära gränsvärdet för Sårbar (VU). Entitan är ortstrogen och reviret är i genomsnitt omkring 5 hektar, ibland uppåt 20 hektar stort. Entitan är en utpräglad lövskogsfågel som föredrar flerskiktade, gärna högvuxna skogar med inslag av äldre träd och välutvecklat buskskikt. Även alkärr med videsnår hör till de miljöer som utnyttjas. Arten häckar ofta i skogar som är svagt eller inte alls påverkade av skogsbruk, ofta rör det sig om värdekärnor med höga naturvärden. Entitan missgynnas av konventionellt skogsbruk och dess ortstrohet och dåliga spridningsförmåga gör den känslig för fragmentering. Entita är typisk art för </w:t>
+        <w:t xml:space="preserve">1.3.1 </w:t>
+      </w:r>
+      <w:r>
+        <w:t>Tillämpliga lagar och föreskrifter för brukandet av skogen följs.</w:t>
+      </w:r>
+    </w:p>
+    <w:p>
+      <w:pPr>
+        <w:pStyle w:val="ListBullet"/>
+      </w:pPr>
+      <w:r>
+        <w:rPr>
+          <w:b/>
+          <w:i/>
+        </w:rPr>
+        <w:t xml:space="preserve">Kommentar: </w:t>
+      </w:r>
+      <w:r>
+        <w:t>I den avverkningsanmälda skogen har fridlysta arter sina livsmiljöer och växtplatser. Att skada de fridlysta arternas livsmiljöer, växtplatser eller ekologiska funktion är inte tillåtet enligt artskyddsförordningen.</w:t>
       </w:r>
       <w:r>
         <w:rPr>
           <w:i/>
         </w:rPr>
-        <w:t>9080 Lövsumpskog</w:t>
-      </w:r>
-      <w:r>
-        <w:t xml:space="preserve"> (Skogsstyrelsen, 2016, SLU Artdatabanken, 2021).</w:t>
+        <w:t xml:space="preserve"> EU:s medlemsländer och skogsbolag är skyldiga att agera i enlighet med EU:s fågeldirektiv där det uttryckligen står att direktivet gäller för fåglar samt för deras ägg, bon och </w:t>
+      </w:r>
+      <w:r>
+        <w:rPr>
+          <w:b/>
+          <w:i/>
+        </w:rPr>
+        <w:t xml:space="preserve">livsmiljöer </w:t>
+      </w:r>
+      <w:r>
+        <w:t>(artikel 1). Vidare att de åtgärder som vidtas inte får leda till en försämring av den nuvarande situationen beträffande bevarandet av de fågelarter som avses i artikel 1 (artikel 13).</w:t>
       </w:r>
     </w:p>
     <w:p>
@@ -302,44 +381,39 @@
         <w:rPr>
           <w:b/>
         </w:rPr>
-        <w:t>Spillkråka (§4)</w:t>
-      </w:r>
-      <w:r>
-        <w:t xml:space="preserve"> omfattas av bilaga 1 i EU:s fågeldirektiv och är typisk art för </w:t>
+        <w:t xml:space="preserve">6.4 </w:t>
+      </w:r>
+      <w:r>
+        <w:t>Certifikatsinnehavaren ska skydda sällsynta arter och hotade arter samt deras livsmiljöer inom skogsbruksenheten. Det ska ske genom avsättningar, andra skyddade områden och genom att skapa konnektivitet och/eller genom andra direkta åtgärder som gynnar dessa arters överlevnad och livskraft. Åtgärderna ska stå i förhållande till brukandets skala, intensitet och risk, samt till sällsynta och hotade arters bevarandestatus och ekologiska krav. Certifikatsinnehavaren ska beakta den geografiska spridningen och ekologiska krav hos sällsynta och hotade arter utanför skogsbruksenhetens gränser när beslut om åtgärder inom skogsbruksenheten ska fattas.</w:t>
+      </w:r>
+    </w:p>
+    <w:p>
+      <w:r>
+        <w:rPr>
+          <w:b/>
+        </w:rPr>
+        <w:t xml:space="preserve">6.4.3 </w:t>
+      </w:r>
+      <w:r>
+        <w:t>Bevarandeåtgärder genomförs för de kända förekomster av rödlistade arter som påverkas av skogsbruk.</w:t>
+      </w:r>
+    </w:p>
+    <w:p>
+      <w:pPr>
+        <w:pStyle w:val="ListBullet"/>
+      </w:pPr>
+      <w:r>
+        <w:rPr>
+          <w:b/>
+          <w:i/>
+        </w:rPr>
+        <w:t xml:space="preserve">Kommentar: </w:t>
       </w:r>
       <w:r>
         <w:rPr>
           <w:i/>
         </w:rPr>
-        <w:t xml:space="preserve">9010 Taiga </w:t>
-      </w:r>
-      <w:r>
-        <w:t>och</w:t>
-      </w:r>
-      <w:r>
-        <w:rPr>
-          <w:i/>
-        </w:rPr>
-        <w:t xml:space="preserve"> 9740 Skogsbevuxen myr</w:t>
-      </w:r>
-      <w:r>
-        <w:t>. Den behöver grova träd, främst tall, asp och bok som boträd. Skogsbruk med korta omloppstider och täta, homogena ungskogar utgör det största hotet. Spillkråka är en nyckelart i skogliga miljöer vars övergivna bohål utnyttjas av flera andra hålhäckande fågelarter och fladdermöss, däribland pärluggla (EN, §4), knipa (§4), salskrake (§4) och skogsduva (§4). Hökuggla (VU, §4) och slaguggla (§4) häckar ofta i högstubbar som brutits av i höjd med ett gammalt spillkråkebo (SLU Artdatabanken, 2026; Skogsstyrelsen, 2016).</w:t>
-      </w:r>
-    </w:p>
-    <w:p>
-      <w:r>
-        <w:rPr>
-          <w:b/>
-        </w:rPr>
-        <w:t>Talltita (NT, §4)</w:t>
-      </w:r>
-      <w:r>
-        <w:t>, rödlistad som nära hotad och prioriterad art i Skogsvårdslagen, har häckningsrevir i anmälan. Arten har minskat kraftigt de senaste 30 åren och minskningstakten innevarande 10-årsperiod beräknas till 20 (10–30) %. Talltitan är synnerligen trogen sitt cirka 15 hektar stora revir och är beroende av flerskiktade olikåldriga skogar för att kunna föda upp sina ungar. Talltitan försvinner om dess livsmiljö kalavverkas (Eggers &amp; Low, 2014; Ekman, 1979; Griesser et al, 2007; Klein, 2020; Siffczyk et al, 2003; SLU Artdatabanken, 2021).</w:t>
-      </w:r>
-    </w:p>
-    <w:p>
-      <w:r>
-        <w:t>I BILAGA 1 finns mer detaljerad information om ekologi samt krav på livsmiljö hos fridlysta arter.</w:t>
+        <w:t>I det avverkningsanmälda skogsområdet har 6 naturvårdsarter varav 4 rödlistade arter sina livsmiljöer och växtplatser.</w:t>
       </w:r>
     </w:p>
     <w:p>
@@ -347,7 +421,152 @@
         <w:pStyle w:val="Heading2"/>
       </w:pPr>
       <w:r>
-        <w:t>Övriga naturvårdsarter</w:t>
+        <w:t>Ur Chain of Custody Certification (FSC-STD-40-004 ver 3.0)</w:t>
+      </w:r>
+    </w:p>
+    <w:p>
+      <w:r>
+        <w:rPr>
+          <w:b/>
+        </w:rPr>
+        <w:t xml:space="preserve">1.3 </w:t>
+      </w:r>
+      <w:r>
+        <w:t xml:space="preserve">The organization shall commit to the FSC values as defined in FSC-POL-01-004 Policy for the Association of Organizations with FSC. </w:t>
+      </w:r>
+    </w:p>
+    <w:p>
+      <w:pPr>
+        <w:pStyle w:val="Heading2"/>
+      </w:pPr>
+      <w:r>
+        <w:t>Ur FSC:s policy för associerade organisationer (FSC-POL-01-004)</w:t>
+      </w:r>
+    </w:p>
+    <w:p>
+      <w:r>
+        <w:t xml:space="preserve">Som “Chain of Custody”-certifierad organisation är skogsbolaget bunden av de fastställda reglerna i Del 1 Punkt 1 c) i Policy för organisationer associerade med FSC (FSC-POL-01-004 V2-0 EN + SVE version 2012-03-02): </w:t>
+      </w:r>
+    </w:p>
+    <w:p>
+      <w:pPr>
+        <w:pStyle w:val="ListNumber"/>
+      </w:pPr>
+      <w:r>
+        <w:t>De organisationer FSC kan acceptera association med får inte direkt eller indirekt ha några kopplingar till nedanstående, oacceptabla aktiviteter:</w:t>
+      </w:r>
+    </w:p>
+    <w:p>
+      <w:pPr>
+        <w:ind w:left="357"/>
+      </w:pPr>
+      <w:r>
+        <w:t>a) Olaglig skogsavverkning och handel med olagligt avverkat virke eller skogsprodukter</w:t>
+      </w:r>
+    </w:p>
+    <w:p>
+      <w:pPr>
+        <w:ind w:left="357"/>
+      </w:pPr>
+      <w:r>
+        <w:t>...</w:t>
+      </w:r>
+    </w:p>
+    <w:p>
+      <w:pPr>
+        <w:ind w:left="357"/>
+      </w:pPr>
+      <w:r>
+        <w:t>c) Skogsbruk som förstör höga naturvärden</w:t>
+      </w:r>
+    </w:p>
+    <w:p>
+      <w:pPr>
+        <w:ind w:left="357"/>
+      </w:pPr>
+      <w:r>
+        <w:t>d) Betydande omvandling av skog till plantager eller annan, icke skoglig, markanvändning</w:t>
+      </w:r>
+    </w:p>
+    <w:p>
+      <w:pPr>
+        <w:pStyle w:val="ListBullet"/>
+      </w:pPr>
+      <w:r>
+        <w:rPr>
+          <w:b/>
+          <w:i/>
+        </w:rPr>
+        <w:t xml:space="preserve">Kommentar: </w:t>
+      </w:r>
+      <w:r>
+        <w:rPr>
+          <w:i/>
+        </w:rPr>
+        <w:t>Avverkning av skog med höga naturvärden samt skada på fridlysta arter strider både mot FSC Controlled Wood-standarden och FSC:s policy for associerade organisationer.</w:t>
+      </w:r>
+    </w:p>
+    <w:p>
+      <w:pPr>
+        <w:pStyle w:val="Heading2"/>
+      </w:pPr>
+      <w:r>
+        <w:t>Ur FSC Controlled Wood (FSC-STD-40-005)</w:t>
+      </w:r>
+    </w:p>
+    <w:p>
+      <w:r>
+        <w:t>Virke som inte accepteras i FSC-märkta produkter (oacceptabelt ursprung) enligt FSC Controlled Wood (FSC-STD-40-005):</w:t>
+      </w:r>
+    </w:p>
+    <w:p>
+      <w:pPr>
+        <w:pStyle w:val="ListNumber"/>
+      </w:pPr>
+      <w:r>
+        <w:t>Illegalt avverkat virke.</w:t>
+      </w:r>
+    </w:p>
+    <w:p>
+      <w:pPr>
+        <w:pStyle w:val="ListNumber"/>
+      </w:pPr>
+      <w:r>
+        <w:t>...</w:t>
+      </w:r>
+    </w:p>
+    <w:p>
+      <w:pPr>
+        <w:pStyle w:val="ListNumber"/>
+      </w:pPr>
+      <w:r>
+        <w:t>Virke från avverkningar som hotar höga naturvärden.</w:t>
+      </w:r>
+    </w:p>
+    <w:p>
+      <w:pPr>
+        <w:pStyle w:val="ListNumber"/>
+      </w:pPr>
+      <w:r>
+        <w:t>Virke från skog som konverteras till plantager eller icke-skogligt bruk.</w:t>
+      </w:r>
+    </w:p>
+    <w:p>
+      <w:pPr>
+        <w:pStyle w:val="ListBullet"/>
+      </w:pPr>
+      <w:r>
+        <w:rPr>
+          <w:b/>
+          <w:i/>
+        </w:rPr>
+        <w:t xml:space="preserve">Kommentar: </w:t>
+      </w:r>
+      <w:r>
+        <w:rPr>
+          <w:i/>
+        </w:rPr>
+        <w:t>Avverkning av skog med höga naturvärden samt skada på fridlysta arter strider både mot FSC Controlled Wood-standarden och FSC:s policy for associerade organisationer.</w:t>
       </w:r>
     </w:p>
     <w:p>
@@ -355,7 +574,80 @@
         <w:pStyle w:val="Heading1"/>
       </w:pPr>
       <w:r>
-        <w:t>Certifiering</w:t>
+        <w:t>Ur PEFC-standarden gällande lagefterlevnad</w:t>
+      </w:r>
+    </w:p>
+    <w:p>
+      <w:r>
+        <w:t>PEFC-standarden förutsätter att tillämplig svensk lagstiftning följs. Det är utsedd tillsynsmyndighet som ansvarar för tillsyn av lagens efterlevnad. PEFC-standarden återger innehållet i vissa certifieringskritiska lag- och föreskriftskrav vilka ska ingå i granskning av PEFC-systemets efterlevnad.</w:t>
+      </w:r>
+    </w:p>
+    <w:p>
+      <w:pPr>
+        <w:pStyle w:val="ListBullet"/>
+      </w:pPr>
+      <w:r>
+        <w:rPr>
+          <w:b/>
+          <w:i/>
+        </w:rPr>
+        <w:t xml:space="preserve">Kommentar: </w:t>
+      </w:r>
+      <w:r>
+        <w:rPr>
+          <w:i/>
+        </w:rPr>
+        <w:t>I den avverkningsanmälda skogen har fridlysta arter sina livsmiljöer och växtplatser. Att skada de fridlysta arternas livsmiljöer, växtplatser eller ekologiska funktion är inte tillåtet enligt artskyddsförordningen</w:t>
+      </w:r>
+    </w:p>
+    <w:p>
+      <w:r>
+        <w:br w:type="page"/>
+      </w:r>
+    </w:p>
+    <w:p>
+      <w:pPr>
+        <w:pStyle w:val="Title"/>
+      </w:pPr>
+      <w:r>
+        <w:t>BILAGA 1 – Fridlysta arter</w:t>
+      </w:r>
+    </w:p>
+    <w:p>
+      <w:pPr>
+        <w:pStyle w:val="Heading1"/>
+      </w:pPr>
+      <w:r>
+        <w:t>Entita – ekologi samt krav på livsmiljön</w:t>
+      </w:r>
+    </w:p>
+    <w:p>
+      <w:r>
+        <w:t xml:space="preserve">Entita (NT, §4) är rödlistad som nära hotad, fridlyst och prioriterad art enligt Skogsvårdslagen. Den omfattas av EU:s fågeldirektiv och är typisk art för </w:t>
+      </w:r>
+      <w:r>
+        <w:rPr>
+          <w:i/>
+        </w:rPr>
+        <w:t>9080 Lövsumpskog</w:t>
+      </w:r>
+      <w:r>
+        <w:t>. Minskningstakten har uppgått till 20 (10–30) % under de senaste 10 åren och bedöms vara nära gränsvärdet för Sårbar (VU). (A2b) (SLU Artdatabanken, 2021).</w:t>
+      </w:r>
+    </w:p>
+    <w:p>
+      <w:r>
+        <w:t>Entitan är en utpräglad lövskogsfågel som påträffas i ädellövskogar, strandskogar, ekhagar, igenväxande hagmarker, lövdungar, parker och trädgårdar. Den föredrar flerskiktade, gärna högvuxna skogar med inslag av äldre träd och med ett välutvecklat buskskikt. Ek- och hasseldominerade skogar och dungar, samt alkärr med videsnår, hör till de miljöer som ofta utnyttjas. I sydligaste Sverige är bokskog en viktig miljö (Skogsstyrelsen, 2016).</w:t>
+      </w:r>
+    </w:p>
+    <w:p>
+      <w:r>
+        <w:t>Reviren är relativt stora för en småfågel, i genomsnitt omkring 5 hektar men de kan vara upp till 20 hektar. Entitan är en utpräglad stannfågel och rör sig inte långt från kläckningsplatsen; ungfåglarna sprider sig sällan mer än 5 km från födelseplatsen och etablerade fåglar lämnar därefter inte sitt revir (Skogsstyrelsen, 2016). Det häckande paret försvarar sitt revir året runt. De tillåter dock en grupp av ungfåglar att etablera sig inom deras revir och så bildas en vinterflock, vilket sker redan i juni månad. Även under kalla vintrar stannar entitan kvar inom sitt revir. Hittar man entitor vid sitt foderbord beror det på att fågelmatningen ligger inom ett entiterevir (SLU Artdatabanken, 2021). Arten är känslig för fragmentering och har svårt att etablera sig i isolerade skogsområden. Entitan är hålhäckare, men kan inte själv hacka fram sitt hål utan är beroende av miljöer som erbjuder naturliga hål (Skogsstyrelsen, 2016).</w:t>
+      </w:r>
+    </w:p>
+    <w:p>
+      <w:r>
+        <w:t>Arten häckar ofta i skogar som är svagt eller inte alls påverkade av skogsbruk. Särskilt i Svealand ofta i skogar som har höga naturvärden och utgör skogliga värdekärnor. Entitan missgynnas av konventionellt skogsbruk genom minskad förekomst av risiga, flerskiktade skogar liksom av avverkning av lövträdsrika kantzoner. Entitans ortstrohet och dåliga spridningsförmåga gör den känslig för fragmentering (Skogsstyrelsen, 2016).</w:t>
       </w:r>
     </w:p>
     <w:p>
@@ -363,100 +655,63 @@
         <w:pStyle w:val="Heading2"/>
       </w:pPr>
       <w:r>
-        <w:t>Ur FSC-standarden</w:t>
+        <w:t>Referenser – entita</w:t>
       </w:r>
     </w:p>
     <w:p>
       <w:r>
+        <w:t xml:space="preserve">Skogsstyrelsen, 2016. </w:t>
+      </w:r>
+      <w:r>
         <w:rPr>
-          <w:b/>
+          <w:i/>
         </w:rPr>
-        <w:t xml:space="preserve">PRINCIP 1: LAGEFTERLEVNAD: </w:t>
-      </w:r>
-      <w:r>
-        <w:t>Certifikatsinnehavaren ska följa alla tillämpliga lagar, förordningar och nationellt ratificerade internationella avtal, konventioner och överenskommelser.</w:t>
+        <w:t xml:space="preserve">Vägledning för hänsyn till entita. </w:t>
+      </w:r>
+      <w:r>
+        <w:t>https://www.skogsstyrelsen.se/globalassets/lag-och-tillsyn/artskydd/vagledningar-for-hansyn-till-faglar/entita-vagledning-hansyn2.pdf</w:t>
       </w:r>
     </w:p>
     <w:p>
       <w:r>
+        <w:t xml:space="preserve">SLU Artdatabanken, 2021. </w:t>
+      </w:r>
+      <w:r>
         <w:rPr>
-          <w:b/>
+          <w:i/>
         </w:rPr>
-        <w:t xml:space="preserve">1.3.1 </w:t>
-      </w:r>
-      <w:r>
-        <w:t>Tillämpliga lagar och föreskrifter för brukandet av skogen följs.</w:t>
+        <w:t xml:space="preserve">Artfaktablad. Naturvård – artfakta. </w:t>
+      </w:r>
+      <w:r>
+        <w:t>SLU Artdatabanken, Uppsala</w:t>
       </w:r>
     </w:p>
     <w:p>
       <w:pPr>
-        <w:pStyle w:val="ListBullet"/>
+        <w:pStyle w:val="Heading1"/>
       </w:pPr>
       <w:r>
-        <w:rPr>
-          <w:b/>
-          <w:i/>
-        </w:rPr>
-        <w:t xml:space="preserve">Kommentar: </w:t>
-      </w:r>
-      <w:r>
-        <w:t>I den avverkningsanmälda skogen har fridlysta arter sina livsmiljöer och växtplatser. Att skada de fridlysta arternas livsmiljöer, växtplatser eller ekologiska funktion är inte tillåtet enligt artskyddsförordningen.</w:t>
-      </w:r>
-      <w:r>
-        <w:rPr>
-          <w:i/>
-        </w:rPr>
-        <w:t xml:space="preserve"> EU:s medlemsländer och skogsbolag är skyldiga att agera i enlighet med EU:s fågeldirektiv där det uttryckligen står att direktivet gäller för fåglar samt för deras ägg, bon och </w:t>
-      </w:r>
-      <w:r>
-        <w:rPr>
-          <w:b/>
-          <w:i/>
-        </w:rPr>
-        <w:t xml:space="preserve">livsmiljöer </w:t>
-      </w:r>
-      <w:r>
-        <w:t>(artikel 1). Vidare att de åtgärder som vidtas inte får leda till en försämring av den nuvarande situationen beträffande bevarandet av de fågelarter som avses i artikel 1 (artikel 13).</w:t>
+        <w:t>Talltita – ekologi samt krav på livsmiljön</w:t>
       </w:r>
     </w:p>
     <w:p>
       <w:r>
-        <w:rPr>
-          <w:b/>
-        </w:rPr>
-        <w:t xml:space="preserve">6.4 </w:t>
-      </w:r>
-      <w:r>
-        <w:t>Certifikatsinnehavaren ska skydda sällsynta arter och hotade arter samt deras livsmiljöer inom skogsbruksenheten. Det ska ske genom avsättningar, andra skyddade områden och genom att skapa konnektivitet och/eller genom andra direkta åtgärder som gynnar dessa arters överlevnad och livskraft. Åtgärderna ska stå i förhållande till brukandets skala, intensitet och risk, samt till sällsynta och hotade arters bevarandestatus och ekologiska krav. Certifikatsinnehavaren ska beakta den geografiska spridningen och ekologiska krav hos sällsynta och hotade arter utanför skogsbruksenhetens gränser när beslut om åtgärder inom skogsbruksenheten ska fattas.</w:t>
+        <w:t>Talltita är rödlistad som NT, fridlyst och prioriterad art i Skogsvårdslagen. Den omfattas av EU:s fågeldirektiv. Arten har minskat kraftigt de senaste 30 åren och minskningstakten innevarande 10-årsperiod beräknas till 20 (10–30) % (SLU Artdatabanken, 2022).</w:t>
       </w:r>
     </w:p>
     <w:p>
       <w:r>
-        <w:rPr>
-          <w:b/>
-        </w:rPr>
-        <w:t xml:space="preserve">6.4.3 </w:t>
-      </w:r>
-      <w:r>
-        <w:t>Bevarandeåtgärder genomförs för de kända förekomster av rödlistade arter som påverkas av skogsbruk.</w:t>
+        <w:t>Talltita föredrar större sammanhängande barrskogar, och finns såväl i tallskog som granskog och i lövblandad barrskog. Skogens struktur är viktig och ska helst vara flerskiktad med riklig underväxt av mindre granar, björk och andra lövträd och buskar. Tillgång på murknande högstubbar är särskilt viktig, eftersom talltitan helst själv hackar ut sitt bohål (SLU Artdatabanken, 2022).</w:t>
       </w:r>
     </w:p>
     <w:p>
-      <w:pPr>
-        <w:pStyle w:val="ListBullet"/>
-      </w:pPr>
-      <w:r>
-        <w:rPr>
-          <w:b/>
-          <w:i/>
-        </w:rPr>
-        <w:t xml:space="preserve">Kommentar: </w:t>
-      </w:r>
-      <w:r>
-        <w:rPr>
-          <w:i/>
-        </w:rPr>
-        <w:t>I det avverkningsanmälda skogsområdet har 6 naturvårdsarter varav 4 rödlistade arter sina livsmiljöer och växtplatser.</w:t>
+      <w:r>
+        <w:t>Det finns flera studier som visar att talltita är känslig för gallring och inte överlever när dess livsmiljö kalavverkas (Eggers and Low, 2014; Griesser et al., 2007; Klein, 2020). Talltitans revir är förhållandevis stora, 10–20 hektar och arten missgynnas när skogen fragmenteras. Kalavverkning av större delar av reviret innebär att det överges (Artdatabanken, 2021).</w:t>
+      </w:r>
+    </w:p>
+    <w:p>
+      <w:r>
+        <w:t>Talltitan är synnerligen trogen sitt revir så länge paret lever och biotopen förblir intakt. Paret stannar i sitt revir året om. En förlust av ett revir har därför en stor inverkan på den lokala populationen och trakthyggesbruket anses vara orsak till den svenska populationens kraftiga minskning. Talltiteparets revirtrohet innebär att närhelst under året man observerar en adult talltita så ingår denna plats i reviret (Siffczyk et al., 2003; Ekman, 1979).</w:t>
       </w:r>
     </w:p>
     <w:p>
@@ -464,18 +719,127 @@
         <w:pStyle w:val="Heading2"/>
       </w:pPr>
       <w:r>
-        <w:t>Ur Chain of Custody Certification (FSC-STD-40-004 ver 3.0)</w:t>
+        <w:t>Referenser – talltita</w:t>
       </w:r>
     </w:p>
     <w:p>
       <w:r>
+        <w:t xml:space="preserve">Eggers, S., Low, M., 2014. </w:t>
+      </w:r>
+      <w:r>
         <w:rPr>
-          <w:b/>
+          <w:i/>
         </w:rPr>
-        <w:t xml:space="preserve">1.3 </w:t>
-      </w:r>
-      <w:r>
-        <w:t xml:space="preserve">The organization shall commit to the FSC values as defined in FSC-POL-01-004 Policy for the Association of Organizations with FSC. </w:t>
+        <w:t xml:space="preserve">Differential demographic responses of sympatric Parids to vegetation management in boreal forest. </w:t>
+      </w:r>
+      <w:r>
+        <w:t>For. Ecol. Manage. 319, 169–175.</w:t>
+      </w:r>
+    </w:p>
+    <w:p>
+      <w:r>
+        <w:t xml:space="preserve">Ekman, J., 1979. </w:t>
+      </w:r>
+      <w:r>
+        <w:rPr>
+          <w:i/>
+        </w:rPr>
+        <w:t xml:space="preserve">Coherence, composition and territories of winter social groups of the Willow Tit Parus montanus and the Crested Tit P. cristatus. </w:t>
+      </w:r>
+      <w:r>
+        <w:t>Ornis Scandinavica, 10, pp 56–68</w:t>
+      </w:r>
+    </w:p>
+    <w:p>
+      <w:r>
+        <w:t xml:space="preserve">Griesser, M., Nystrand, M., Eggers, S., Ekman, J., 2007. </w:t>
+      </w:r>
+      <w:r>
+        <w:rPr>
+          <w:i/>
+        </w:rPr>
+        <w:t xml:space="preserve">Impact of forestry practices on fitness correlates and population productivity in an open-nesting bird species. </w:t>
+      </w:r>
+      <w:r>
+        <w:t>Conserv. Biol. 21, 767–774. https://doi.org/10.1111/j.1523- 1739.2007.00675.x</w:t>
+      </w:r>
+    </w:p>
+    <w:p>
+      <w:r>
+        <w:t xml:space="preserve">Klein, J., 2020. </w:t>
+      </w:r>
+      <w:r>
+        <w:rPr>
+          <w:i/>
+        </w:rPr>
+        <w:t xml:space="preserve">The forgotten forest – On thinning, retention, and biodiversity in the boreal forest. </w:t>
+      </w:r>
+      <w:r>
+        <w:t>Doctoral Thesis No. 2020:50</w:t>
+      </w:r>
+    </w:p>
+    <w:p>
+      <w:r>
+        <w:t xml:space="preserve">Siffczyk, C., Brotons, L., Kangas, K., Orell, M., 2003. </w:t>
+      </w:r>
+      <w:r>
+        <w:rPr>
+          <w:i/>
+        </w:rPr>
+        <w:t xml:space="preserve">Home range size of willow tits. </w:t>
+      </w:r>
+      <w:r>
+        <w:t>Oecologica, 136, 635–642 (2003)</w:t>
+      </w:r>
+    </w:p>
+    <w:p>
+      <w:r>
+        <w:t xml:space="preserve">SLU Artdatabanken, 2021. </w:t>
+      </w:r>
+      <w:r>
+        <w:rPr>
+          <w:i/>
+        </w:rPr>
+        <w:t xml:space="preserve">Artfaktablad. Naturvård – artfakta. </w:t>
+      </w:r>
+      <w:r>
+        <w:t>SLU Artdatabanken, Uppsala</w:t>
+      </w:r>
+    </w:p>
+    <w:p>
+      <w:pPr>
+        <w:pStyle w:val="Heading1"/>
+      </w:pPr>
+      <w:r>
+        <w:t>Spillkråka – ekologi samt krav på livsmiljön</w:t>
+      </w:r>
+    </w:p>
+    <w:p>
+      <w:r>
+        <w:t xml:space="preserve">Spillkråka (§4) ingår i bilaga 1 EU:s fågeldirektiv och är typisk art för </w:t>
+      </w:r>
+      <w:r>
+        <w:rPr>
+          <w:i/>
+        </w:rPr>
+        <w:t xml:space="preserve">9010 Taiga </w:t>
+      </w:r>
+      <w:r>
+        <w:t>och</w:t>
+      </w:r>
+      <w:r>
+        <w:rPr>
+          <w:i/>
+        </w:rPr>
+        <w:t xml:space="preserve"> 9740 Skogsbevuxen myr</w:t>
+      </w:r>
+      <w:r>
+        <w:t>. Den lever i både barr- och blandskog liksom i ren lövskog. De tätaste populationerna tenderar att finnas i äldre, variationsrik blandskog med gott om död ved och gamla träd. Varje par utnyttjar 400–1000 hektar skog beroende på skogens kvalitet. Skogsbruk med korta omloppstider och täta, homogena ungskogar utgör det största hotet (SLU Artdatabanken, 2026).</w:t>
+      </w:r>
+    </w:p>
+    <w:p>
+      <w:r>
+        <w:t>Spillkråka är en nyckelart i skogliga miljöer vars övergivna bohål utnyttjas av flera andra hålhäckande fågelarter och fladdermöss, däribland pärluggla (EN, §4), knipa (§4), salskrake (§4) och skogsduva (§4). Hökuggla (VU, §4) och slaguggla (§4) häckar ofta i högstubbar som brutits av i höjd med ett gammalt spillkråkebo (Skogsstyrelsen, 2016).</w:t>
       </w:r>
     </w:p>
     <w:p>
@@ -483,241 +847,26 @@
         <w:pStyle w:val="Heading2"/>
       </w:pPr>
       <w:r>
-        <w:t>Ur FSC:s policy för associerade organisationer (FSC-POL-01-004)</w:t>
+        <w:t>Referenser – spillkråka</w:t>
       </w:r>
     </w:p>
     <w:p>
       <w:r>
-        <w:t xml:space="preserve">Som “Chain of Custody”-certifierad organisation är skogsbolaget bunden av de fastställda reglerna i Del 1 Punkt 1 c) i Policy för organisationer associerade med FSC (FSC-POL-01-004 V2-0 EN + SVE version 2012-03-02): </w:t>
-      </w:r>
-    </w:p>
-    <w:p>
-      <w:pPr>
-        <w:pStyle w:val="ListNumber"/>
-      </w:pPr>
-      <w:r>
-        <w:t>De organisationer FSC kan acceptera association med får inte direkt eller indirekt ha några kopplingar till nedanstående, oacceptabla aktiviteter:</w:t>
-      </w:r>
-    </w:p>
-    <w:p>
-      <w:pPr>
-        <w:ind w:left="357"/>
-      </w:pPr>
-      <w:r>
-        <w:t>a) Olaglig skogsavverkning och handel med olagligt avverkat virke eller skogsprodukter</w:t>
-      </w:r>
-    </w:p>
-    <w:p>
-      <w:pPr>
-        <w:ind w:left="357"/>
-      </w:pPr>
-      <w:r>
-        <w:t>...</w:t>
-      </w:r>
-    </w:p>
-    <w:p>
-      <w:pPr>
-        <w:ind w:left="357"/>
-      </w:pPr>
-      <w:r>
-        <w:t>c) Skogsbruk som förstör höga naturvärden</w:t>
-      </w:r>
-    </w:p>
-    <w:p>
-      <w:pPr>
-        <w:ind w:left="357"/>
-      </w:pPr>
-      <w:r>
-        <w:t>d) Betydande omvandling av skog till plantager eller annan, icke skoglig, markanvändning</w:t>
-      </w:r>
-    </w:p>
-    <w:p>
-      <w:pPr>
-        <w:pStyle w:val="ListBullet"/>
-      </w:pPr>
-      <w:r>
-        <w:rPr>
-          <w:b/>
-          <w:i/>
-        </w:rPr>
-        <w:t xml:space="preserve">Kommentar: </w:t>
+        <w:t xml:space="preserve">Skogsstyrelsen, 2016. </w:t>
       </w:r>
       <w:r>
         <w:rPr>
           <w:i/>
         </w:rPr>
-        <w:t>Avverkning av skog med höga naturvärden samt skada på fridlysta arter strider både mot FSC Controlled Wood-standarden och FSC:s policy for associerade organisationer.</w:t>
+        <w:t xml:space="preserve">Vägledning för hänsyn till spillkråka. </w:t>
+      </w:r>
+      <w:r>
+        <w:t>Vägledningar och kunskapsstöd artskydd – Skogsstyrelsen.</w:t>
       </w:r>
     </w:p>
     <w:p>
-      <w:pPr>
-        <w:pStyle w:val="Heading2"/>
-      </w:pPr>
-      <w:r>
-        <w:t>Ur FSC Controlled Wood (FSC-STD-40-005)</w:t>
-      </w:r>
-    </w:p>
-    <w:p>
-      <w:r>
-        <w:t>Virke som inte accepteras i FSC-märkta produkter (oacceptabelt ursprung) enligt FSC Controlled Wood (FSC-STD-40-005):</w:t>
-      </w:r>
-    </w:p>
-    <w:p>
-      <w:pPr>
-        <w:pStyle w:val="ListNumber"/>
-      </w:pPr>
-      <w:r>
-        <w:t>Illegalt avverkat virke.</w:t>
-      </w:r>
-    </w:p>
-    <w:p>
-      <w:pPr>
-        <w:pStyle w:val="ListNumber"/>
-      </w:pPr>
-      <w:r>
-        <w:t>...</w:t>
-      </w:r>
-    </w:p>
-    <w:p>
-      <w:pPr>
-        <w:pStyle w:val="ListNumber"/>
-      </w:pPr>
-      <w:r>
-        <w:t>Virke från avverkningar som hotar höga naturvärden.</w:t>
-      </w:r>
-    </w:p>
-    <w:p>
-      <w:pPr>
-        <w:pStyle w:val="ListNumber"/>
-      </w:pPr>
-      <w:r>
-        <w:t>Virke från skog som konverteras till plantager eller icke-skogligt bruk.</w:t>
-      </w:r>
-    </w:p>
-    <w:p>
-      <w:pPr>
-        <w:pStyle w:val="ListBullet"/>
-      </w:pPr>
-      <w:r>
-        <w:rPr>
-          <w:b/>
-          <w:i/>
-        </w:rPr>
-        <w:t xml:space="preserve">Kommentar: </w:t>
-      </w:r>
-      <w:r>
-        <w:rPr>
-          <w:i/>
-        </w:rPr>
-        <w:t>Avverkning av skog med höga naturvärden samt skada på fridlysta arter strider både mot FSC Controlled Wood-standarden och FSC:s policy for associerade organisationer.</w:t>
-      </w:r>
-    </w:p>
-    <w:p>
-      <w:pPr>
-        <w:pStyle w:val="Heading1"/>
-      </w:pPr>
-      <w:r>
-        <w:t>Ur PEFC-standarden gällande lagefterlevnad</w:t>
-      </w:r>
-    </w:p>
-    <w:p>
-      <w:r>
-        <w:t>PEFC-standarden förutsätter att tillämplig svensk lagstiftning följs. Det är utsedd tillsynsmyndighet som ansvarar för tillsyn av lagens efterlevnad. PEFC-standarden återger innehållet i vissa certifieringskritiska lag- och föreskriftskrav vilka ska ingå i granskning av PEFC-systemets efterlevnad.</w:t>
-      </w:r>
-    </w:p>
-    <w:p>
-      <w:pPr>
-        <w:pStyle w:val="ListBullet"/>
-      </w:pPr>
-      <w:r>
-        <w:rPr>
-          <w:b/>
-          <w:i/>
-        </w:rPr>
-        <w:t xml:space="preserve">Kommentar: </w:t>
-      </w:r>
-      <w:r>
-        <w:rPr>
-          <w:i/>
-        </w:rPr>
-        <w:t>I den avverkningsanmälda skogen har fridlysta arter sina livsmiljöer och växtplatser. Att skada de fridlysta arternas livsmiljöer, växtplatser eller ekologiska funktion är inte tillåtet enligt artskyddsförordningen</w:t>
-      </w:r>
-    </w:p>
-    <w:p>
-      <w:r>
-        <w:br w:type="page"/>
-      </w:r>
-    </w:p>
-    <w:p>
-      <w:pPr>
-        <w:pStyle w:val="Title"/>
-      </w:pPr>
-      <w:r>
-        <w:t>BILAGA 1 – Fridlysta arter</w:t>
-      </w:r>
-    </w:p>
-    <w:p>
-      <w:pPr>
-        <w:pStyle w:val="Heading1"/>
-      </w:pPr>
-      <w:r>
-        <w:t>Entita – ekologi samt krav på livsmiljön</w:t>
-      </w:r>
-    </w:p>
-    <w:p>
-      <w:r>
-        <w:t xml:space="preserve">Entita (NT, §4) är rödlistad som nära hotad, fridlyst och prioriterad art enligt Skogsvårdslagen. Den omfattas av EU:s fågeldirektiv och är typisk art för </w:t>
-      </w:r>
-      <w:r>
-        <w:rPr>
-          <w:i/>
-        </w:rPr>
-        <w:t>9080 Lövsumpskog</w:t>
-      </w:r>
-      <w:r>
-        <w:t>. Minskningstakten har uppgått till 20 (10–30) % under de senaste 10 åren och bedöms vara nära gränsvärdet för Sårbar (VU). (A2b) (SLU Artdatabanken, 2021).</w:t>
-      </w:r>
-    </w:p>
-    <w:p>
-      <w:r>
-        <w:t>Entitan är en utpräglad lövskogsfågel som påträffas i ädellövskogar, strandskogar, ekhagar, igenväxande hagmarker, lövdungar, parker och trädgårdar. Den föredrar flerskiktade, gärna högvuxna skogar med inslag av äldre träd och med ett välutvecklat buskskikt. Ek- och hasseldominerade skogar och dungar, samt alkärr med videsnår, hör till de miljöer som ofta utnyttjas. I sydligaste Sverige är bokskog en viktig miljö (Skogsstyrelsen, 2016).</w:t>
-      </w:r>
-    </w:p>
-    <w:p>
-      <w:r>
-        <w:t>Reviren är relativt stora för en småfågel, i genomsnitt omkring 5 hektar men de kan vara upp till 20 hektar. Entitan är en utpräglad stannfågel och rör sig inte långt från kläckningsplatsen; ungfåglarna sprider sig sällan mer än 5 km från födelseplatsen och etablerade fåglar lämnar därefter inte sitt revir (Skogsstyrelsen, 2016). Det häckande paret försvarar sitt revir året runt. De tillåter dock en grupp av ungfåglar att etablera sig inom deras revir och så bildas en vinterflock, vilket sker redan i juni månad. Även under kalla vintrar stannar entitan kvar inom sitt revir. Hittar man entitor vid sitt foderbord beror det på att fågelmatningen ligger inom ett entiterevir (SLU Artdatabanken, 2021). Arten är känslig för fragmentering och har svårt att etablera sig i isolerade skogsområden. Entitan är hålhäckare, men kan inte själv hacka fram sitt hål utan är beroende av miljöer som erbjuder naturliga hål (Skogsstyrelsen, 2016).</w:t>
-      </w:r>
-    </w:p>
-    <w:p>
-      <w:r>
-        <w:t>Arten häckar ofta i skogar som är svagt eller inte alls påverkade av skogsbruk. Särskilt i Svealand ofta i skogar som har höga naturvärden och utgör skogliga värdekärnor. Entitan missgynnas av konventionellt skogsbruk genom minskad förekomst av risiga, flerskiktade skogar liksom av avverkning av lövträdsrika kantzoner. Entitans ortstrohet och dåliga spridningsförmåga gör den känslig för fragmentering (Skogsstyrelsen, 2016).</w:t>
-      </w:r>
-    </w:p>
-    <w:p>
-      <w:pPr>
-        <w:pStyle w:val="Heading2"/>
-      </w:pPr>
-      <w:r>
-        <w:t>Referenser – entita</w:t>
-      </w:r>
-    </w:p>
-    <w:p>
-      <w:r>
-        <w:t xml:space="preserve">Skogsstyrelsen, 2016. </w:t>
-      </w:r>
-      <w:r>
-        <w:rPr>
-          <w:i/>
-        </w:rPr>
-        <w:t xml:space="preserve">Vägledning för hänsyn till entita. </w:t>
-      </w:r>
-      <w:r>
-        <w:t>https://www.skogsstyrelsen.se/globalassets/lag-och-tillsyn/artskydd/vagledningar-for-hansyn-till-faglar/entita-vagledning-hansyn2.pdf</w:t>
-      </w:r>
-    </w:p>
-    <w:p>
-      <w:r>
-        <w:t xml:space="preserve">SLU Artdatabanken, 2021. </w:t>
+      <w:r>
+        <w:t xml:space="preserve">SLU Artdatabanken, 2026. </w:t>
       </w:r>
       <w:r>
         <w:rPr>
@@ -726,199 +875,7 @@
         <w:t xml:space="preserve">Artfaktablad. Naturvård – artfakta. </w:t>
       </w:r>
       <w:r>
-        <w:t>SLU Artdatabanken, Uppsala</w:t>
-      </w:r>
-    </w:p>
-    <w:p>
-      <w:pPr>
-        <w:pStyle w:val="Heading1"/>
-      </w:pPr>
-      <w:r>
-        <w:t>Spillkråka – ekologi samt krav på livsmiljön</w:t>
-      </w:r>
-    </w:p>
-    <w:p>
-      <w:r>
-        <w:t xml:space="preserve">Spillkråka (§4) ingår i bilaga 1 EU:s fågeldirektiv och är typisk art för </w:t>
-      </w:r>
-      <w:r>
-        <w:rPr>
-          <w:i/>
-        </w:rPr>
-        <w:t xml:space="preserve">9010 Taiga </w:t>
-      </w:r>
-      <w:r>
-        <w:t>och</w:t>
-      </w:r>
-      <w:r>
-        <w:rPr>
-          <w:i/>
-        </w:rPr>
-        <w:t xml:space="preserve"> 9740 Skogsbevuxen myr</w:t>
-      </w:r>
-      <w:r>
-        <w:t>. Den lever i både barr- och blandskog liksom i ren lövskog. De tätaste populationerna tenderar att finnas i äldre, variationsrik blandskog med gott om död ved och gamla träd. Varje par utnyttjar 400–1000 hektar skog beroende på skogens kvalitet. Skogsbruk med korta omloppstider och täta, homogena ungskogar utgör det största hotet (SLU Artdatabanken, 2026).</w:t>
-      </w:r>
-    </w:p>
-    <w:p>
-      <w:r>
-        <w:t>Spillkråka är en nyckelart i skogliga miljöer vars övergivna bohål utnyttjas av flera andra hålhäckande fågelarter och fladdermöss, däribland pärluggla (EN, §4), knipa (§4), salskrake (§4) och skogsduva (§4). Hökuggla (VU, §4) och slaguggla (§4) häckar ofta i högstubbar som brutits av i höjd med ett gammalt spillkråkebo (Skogsstyrelsen, 2016).</w:t>
-      </w:r>
-    </w:p>
-    <w:p>
-      <w:pPr>
-        <w:pStyle w:val="Heading2"/>
-      </w:pPr>
-      <w:r>
-        <w:t>Referenser – spillkråka</w:t>
-      </w:r>
-    </w:p>
-    <w:p>
-      <w:r>
-        <w:t xml:space="preserve">Skogsstyrelsen, 2016. </w:t>
-      </w:r>
-      <w:r>
-        <w:rPr>
-          <w:i/>
-        </w:rPr>
-        <w:t xml:space="preserve">Vägledning för hänsyn till spillkråka. </w:t>
-      </w:r>
-      <w:r>
-        <w:t>Vägledningar och kunskapsstöd artskydd – Skogsstyrelsen.</w:t>
-      </w:r>
-    </w:p>
-    <w:p>
-      <w:r>
-        <w:t xml:space="preserve">SLU Artdatabanken, 2026. </w:t>
-      </w:r>
-      <w:r>
-        <w:rPr>
-          <w:i/>
-        </w:rPr>
-        <w:t xml:space="preserve">Artfaktablad. Naturvård – artfakta. </w:t>
-      </w:r>
-      <w:r>
         <w:t>SLU Artdatabanken, Uppsala.</w:t>
-      </w:r>
-    </w:p>
-    <w:p>
-      <w:pPr>
-        <w:pStyle w:val="Heading1"/>
-      </w:pPr>
-      <w:r>
-        <w:t>Talltita – ekologi samt krav på livsmiljön</w:t>
-      </w:r>
-    </w:p>
-    <w:p>
-      <w:r>
-        <w:t>Talltita är rödlistad som NT, fridlyst och prioriterad art i Skogsvårdslagen. Den omfattas av EU:s fågeldirektiv. Arten har minskat kraftigt de senaste 30 åren och minskningstakten innevarande 10-årsperiod beräknas till 20 (10–30) % (SLU Artdatabanken, 2022).</w:t>
-      </w:r>
-    </w:p>
-    <w:p>
-      <w:r>
-        <w:t>Talltita föredrar större sammanhängande barrskogar, och finns såväl i tallskog som granskog och i lövblandad barrskog. Skogens struktur är viktig och ska helst vara flerskiktad med riklig underväxt av mindre granar, björk och andra lövträd och buskar. Tillgång på murknande högstubbar är särskilt viktig, eftersom talltitan helst själv hackar ut sitt bohål (SLU Artdatabanken, 2022).</w:t>
-      </w:r>
-    </w:p>
-    <w:p>
-      <w:r>
-        <w:t>Det finns flera studier som visar att talltita är känslig för gallring och inte överlever när dess livsmiljö kalavverkas (Eggers and Low, 2014; Griesser et al., 2007; Klein, 2020). Talltitans revir är förhållandevis stora, 10–20 hektar och arten missgynnas när skogen fragmenteras. Kalavverkning av större delar av reviret innebär att det överges (Artdatabanken, 2021).</w:t>
-      </w:r>
-    </w:p>
-    <w:p>
-      <w:r>
-        <w:t>Talltitan är synnerligen trogen sitt revir så länge paret lever och biotopen förblir intakt. Paret stannar i sitt revir året om. En förlust av ett revir har därför en stor inverkan på den lokala populationen och trakthyggesbruket anses vara orsak till den svenska populationens kraftiga minskning. Talltiteparets revirtrohet innebär att närhelst under året man observerar en adult talltita så ingår denna plats i reviret (Siffczyk et al., 2003; Ekman, 1979).</w:t>
-      </w:r>
-    </w:p>
-    <w:p>
-      <w:pPr>
-        <w:pStyle w:val="Heading2"/>
-      </w:pPr>
-      <w:r>
-        <w:t>Referenser – talltita</w:t>
-      </w:r>
-    </w:p>
-    <w:p>
-      <w:r>
-        <w:t xml:space="preserve">Eggers, S., Low, M., 2014. </w:t>
-      </w:r>
-      <w:r>
-        <w:rPr>
-          <w:i/>
-        </w:rPr>
-        <w:t xml:space="preserve">Differential demographic responses of sympatric Parids to vegetation management in boreal forest. </w:t>
-      </w:r>
-      <w:r>
-        <w:t>For. Ecol. Manage. 319, 169–175.</w:t>
-      </w:r>
-    </w:p>
-    <w:p>
-      <w:r>
-        <w:t xml:space="preserve">Ekman, J., 1979. </w:t>
-      </w:r>
-      <w:r>
-        <w:rPr>
-          <w:i/>
-        </w:rPr>
-        <w:t xml:space="preserve">Coherence, composition and territories of winter social groups of the Willow Tit Parus montanus and the Crested Tit P. cristatus. </w:t>
-      </w:r>
-      <w:r>
-        <w:t>Ornis Scandinavica, 10, pp 56–68</w:t>
-      </w:r>
-    </w:p>
-    <w:p>
-      <w:r>
-        <w:t xml:space="preserve">Griesser, M., Nystrand, M., Eggers, S., Ekman, J., 2007. </w:t>
-      </w:r>
-      <w:r>
-        <w:rPr>
-          <w:i/>
-        </w:rPr>
-        <w:t xml:space="preserve">Impact of forestry practices on fitness correlates and population productivity in an open-nesting bird species. </w:t>
-      </w:r>
-      <w:r>
-        <w:t>Conserv. Biol. 21, 767–774. https://doi.org/10.1111/j.1523- 1739.2007.00675.x</w:t>
-      </w:r>
-    </w:p>
-    <w:p>
-      <w:r>
-        <w:t xml:space="preserve">Klein, J., 2020. </w:t>
-      </w:r>
-      <w:r>
-        <w:rPr>
-          <w:i/>
-        </w:rPr>
-        <w:t xml:space="preserve">The forgotten forest – On thinning, retention, and biodiversity in the boreal forest. </w:t>
-      </w:r>
-      <w:r>
-        <w:t>Doctoral Thesis No. 2020:50</w:t>
-      </w:r>
-    </w:p>
-    <w:p>
-      <w:r>
-        <w:t xml:space="preserve">Siffczyk, C., Brotons, L., Kangas, K., Orell, M., 2003. </w:t>
-      </w:r>
-      <w:r>
-        <w:rPr>
-          <w:i/>
-        </w:rPr>
-        <w:t xml:space="preserve">Home range size of willow tits. </w:t>
-      </w:r>
-      <w:r>
-        <w:t>Oecologica, 136, 635–642 (2003)</w:t>
-      </w:r>
-    </w:p>
-    <w:p>
-      <w:r>
-        <w:t xml:space="preserve">SLU Artdatabanken, 2021. </w:t>
-      </w:r>
-      <w:r>
-        <w:rPr>
-          <w:i/>
-        </w:rPr>
-        <w:t xml:space="preserve">Artfaktablad. Naturvård – artfakta. </w:t>
-      </w:r>
-      <w:r>
-        <w:t>SLU Artdatabanken, Uppsala</w:t>
       </w:r>
     </w:p>
     <w:sectPr>
@@ -1049,7 +1006,7 @@
     <w:r>
       <w:tab/>
       <w:tab/>
-      <w:t>2026-06-20</w:t>
+      <w:t>2026-06-21</w:t>
       <w:br/>
       <w:br/>
     </w:r>

--- a/klagomål/A 15492-2023 FSC-klagomål.docx
+++ b/klagomål/A 15492-2023 FSC-klagomål.docx
@@ -1006,7 +1006,7 @@
     <w:r>
       <w:tab/>
       <w:tab/>
-      <w:t>2026-06-21</w:t>
+      <w:t>2026-06-22</w:t>
       <w:br/>
       <w:br/>
     </w:r>

--- a/klagomål/A 15492-2023 FSC-klagomål.docx
+++ b/klagomål/A 15492-2023 FSC-klagomål.docx
@@ -1006,7 +1006,7 @@
     <w:r>
       <w:tab/>
       <w:tab/>
-      <w:t>2026-06-22</w:t>
+      <w:t>2026-06-23</w:t>
       <w:br/>
       <w:br/>
     </w:r>

--- a/klagomål/A 15492-2023 FSC-klagomål.docx
+++ b/klagomål/A 15492-2023 FSC-klagomål.docx
@@ -1006,7 +1006,7 @@
     <w:r>
       <w:tab/>
       <w:tab/>
-      <w:t>2026-06-23</w:t>
+      <w:t>2026-06-24</w:t>
       <w:br/>
       <w:br/>
     </w:r>

--- a/klagomål/A 15492-2023 FSC-klagomål.docx
+++ b/klagomål/A 15492-2023 FSC-klagomål.docx
@@ -1006,7 +1006,7 @@
     <w:r>
       <w:tab/>
       <w:tab/>
-      <w:t>2026-06-24</w:t>
+      <w:t>2026-06-25</w:t>
       <w:br/>
       <w:br/>
     </w:r>

--- a/klagomål/A 15492-2023 FSC-klagomål.docx
+++ b/klagomål/A 15492-2023 FSC-klagomål.docx
@@ -1006,7 +1006,7 @@
     <w:r>
       <w:tab/>
       <w:tab/>
-      <w:t>2026-06-25</w:t>
+      <w:t>2026-06-26</w:t>
       <w:br/>
       <w:br/>
     </w:r>

--- a/klagomål/A 15492-2023 FSC-klagomål.docx
+++ b/klagomål/A 15492-2023 FSC-klagomål.docx
@@ -1006,7 +1006,7 @@
     <w:r>
       <w:tab/>
       <w:tab/>
-      <w:t>2026-06-26</w:t>
+      <w:t>2026-06-27</w:t>
       <w:br/>
       <w:br/>
     </w:r>

--- a/klagomål/A 15492-2023 FSC-klagomål.docx
+++ b/klagomål/A 15492-2023 FSC-klagomål.docx
@@ -1006,7 +1006,7 @@
     <w:r>
       <w:tab/>
       <w:tab/>
-      <w:t>2026-06-27</w:t>
+      <w:t>2026-06-28</w:t>
       <w:br/>
       <w:br/>
     </w:r>

--- a/klagomål/A 15492-2023 FSC-klagomål.docx
+++ b/klagomål/A 15492-2023 FSC-klagomål.docx
@@ -1006,7 +1006,7 @@
     <w:r>
       <w:tab/>
       <w:tab/>
-      <w:t>2026-06-28</w:t>
+      <w:t>2026-06-29</w:t>
       <w:br/>
       <w:br/>
     </w:r>

--- a/klagomål/A 15492-2023 FSC-klagomål.docx
+++ b/klagomål/A 15492-2023 FSC-klagomål.docx
@@ -1006,7 +1006,7 @@
     <w:r>
       <w:tab/>
       <w:tab/>
-      <w:t>2026-06-29</w:t>
+      <w:t>2026-06-30</w:t>
       <w:br/>
       <w:br/>
     </w:r>

--- a/klagomål/A 15492-2023 FSC-klagomål.docx
+++ b/klagomål/A 15492-2023 FSC-klagomål.docx
@@ -1006,7 +1006,7 @@
     <w:r>
       <w:tab/>
       <w:tab/>
-      <w:t>2026-06-30</w:t>
+      <w:t>2026-07-01</w:t>
       <w:br/>
       <w:br/>
     </w:r>

--- a/klagomål/A 15492-2023 FSC-klagomål.docx
+++ b/klagomål/A 15492-2023 FSC-klagomål.docx
@@ -1006,7 +1006,7 @@
     <w:r>
       <w:tab/>
       <w:tab/>
-      <w:t>2026-07-01</w:t>
+      <w:t>2026-07-02</w:t>
       <w:br/>
       <w:br/>
     </w:r>

--- a/klagomål/A 15492-2023 FSC-klagomål.docx
+++ b/klagomål/A 15492-2023 FSC-klagomål.docx
@@ -1006,7 +1006,7 @@
     <w:r>
       <w:tab/>
       <w:tab/>
-      <w:t>2026-07-13</w:t>
+      <w:t>2026-07-14</w:t>
       <w:br/>
       <w:br/>
     </w:r>

--- a/klagomål/A 15492-2023 FSC-klagomål.docx
+++ b/klagomål/A 15492-2023 FSC-klagomål.docx
@@ -1006,7 +1006,7 @@
     <w:r>
       <w:tab/>
       <w:tab/>
-      <w:t>2026-07-14</w:t>
+      <w:t>2026-07-15</w:t>
       <w:br/>
       <w:br/>
     </w:r>

--- a/klagomål/A 15492-2023 FSC-klagomål.docx
+++ b/klagomål/A 15492-2023 FSC-klagomål.docx
@@ -1006,7 +1006,7 @@
     <w:r>
       <w:tab/>
       <w:tab/>
-      <w:t>2026-07-15</w:t>
+      <w:t>2026-07-16</w:t>
       <w:br/>
       <w:br/>
     </w:r>

--- a/klagomål/A 15492-2023 FSC-klagomål.docx
+++ b/klagomål/A 15492-2023 FSC-klagomål.docx
@@ -1006,7 +1006,7 @@
     <w:r>
       <w:tab/>
       <w:tab/>
-      <w:t>2026-07-16</w:t>
+      <w:t>2026-07-17</w:t>
       <w:br/>
       <w:br/>
     </w:r>

--- a/klagomål/A 15492-2023 FSC-klagomål.docx
+++ b/klagomål/A 15492-2023 FSC-klagomål.docx
@@ -1006,7 +1006,7 @@
     <w:r>
       <w:tab/>
       <w:tab/>
-      <w:t>2026-07-17</w:t>
+      <w:t>2026-07-18</w:t>
       <w:br/>
       <w:br/>
     </w:r>

--- a/klagomål/A 15492-2023 FSC-klagomål.docx
+++ b/klagomål/A 15492-2023 FSC-klagomål.docx
@@ -1006,7 +1006,7 @@
     <w:r>
       <w:tab/>
       <w:tab/>
-      <w:t>2026-07-18</w:t>
+      <w:t>2026-07-19</w:t>
       <w:br/>
       <w:br/>
     </w:r>

--- a/klagomål/A 15492-2023 FSC-klagomål.docx
+++ b/klagomål/A 15492-2023 FSC-klagomål.docx
@@ -1006,7 +1006,7 @@
     <w:r>
       <w:tab/>
       <w:tab/>
-      <w:t>2026-07-19</w:t>
+      <w:t>2026-07-20</w:t>
       <w:br/>
       <w:br/>
     </w:r>

--- a/klagomål/A 15492-2023 FSC-klagomål.docx
+++ b/klagomål/A 15492-2023 FSC-klagomål.docx
@@ -1006,7 +1006,7 @@
     <w:r>
       <w:tab/>
       <w:tab/>
-      <w:t>2026-07-20</w:t>
+      <w:t>2026-07-21</w:t>
       <w:br/>
       <w:br/>
     </w:r>

--- a/klagomål/A 15492-2023 FSC-klagomål.docx
+++ b/klagomål/A 15492-2023 FSC-klagomål.docx
@@ -1006,7 +1006,7 @@
     <w:r>
       <w:tab/>
       <w:tab/>
-      <w:t>2026-07-21</w:t>
+      <w:t>2026-07-22</w:t>
       <w:br/>
       <w:br/>
     </w:r>

--- a/klagomål/A 15492-2023 FSC-klagomål.docx
+++ b/klagomål/A 15492-2023 FSC-klagomål.docx
@@ -1006,7 +1006,7 @@
     <w:r>
       <w:tab/>
       <w:tab/>
-      <w:t>2026-07-22</w:t>
+      <w:t>2026-07-23</w:t>
       <w:br/>
       <w:br/>
     </w:r>

--- a/klagomål/A 15492-2023 FSC-klagomål.docx
+++ b/klagomål/A 15492-2023 FSC-klagomål.docx
@@ -1006,7 +1006,7 @@
     <w:r>
       <w:tab/>
       <w:tab/>
-      <w:t>2026-07-23</w:t>
+      <w:t>2026-07-24</w:t>
       <w:br/>
       <w:br/>
     </w:r>

--- a/klagomål/A 15492-2023 FSC-klagomål.docx
+++ b/klagomål/A 15492-2023 FSC-klagomål.docx
@@ -1006,7 +1006,7 @@
     <w:r>
       <w:tab/>
       <w:tab/>
-      <w:t>2026-07-24</w:t>
+      <w:t>2026-07-25</w:t>
       <w:br/>
       <w:br/>
     </w:r>

--- a/klagomål/A 15492-2023 FSC-klagomål.docx
+++ b/klagomål/A 15492-2023 FSC-klagomål.docx
@@ -1006,7 +1006,7 @@
     <w:r>
       <w:tab/>
       <w:tab/>
-      <w:t>2026-07-25</w:t>
+      <w:t>2026-07-26</w:t>
       <w:br/>
       <w:br/>
     </w:r>

--- a/klagomål/A 15492-2023 FSC-klagomål.docx
+++ b/klagomål/A 15492-2023 FSC-klagomål.docx
@@ -1006,7 +1006,7 @@
     <w:r>
       <w:tab/>
       <w:tab/>
-      <w:t>2026-07-26</w:t>
+      <w:t>2026-07-27</w:t>
       <w:br/>
       <w:br/>
     </w:r>

--- a/klagomål/A 15492-2023 FSC-klagomål.docx
+++ b/klagomål/A 15492-2023 FSC-klagomål.docx
@@ -1006,7 +1006,7 @@
     <w:r>
       <w:tab/>
       <w:tab/>
-      <w:t>2026-07-27</w:t>
+      <w:t>2026-07-28</w:t>
       <w:br/>
       <w:br/>
     </w:r>

--- a/klagomål/A 15492-2023 FSC-klagomål.docx
+++ b/klagomål/A 15492-2023 FSC-klagomål.docx
@@ -1006,7 +1006,7 @@
     <w:r>
       <w:tab/>
       <w:tab/>
-      <w:t>2026-07-28</w:t>
+      <w:t>2026-07-29</w:t>
       <w:br/>
       <w:br/>
     </w:r>

--- a/klagomål/A 15492-2023 FSC-klagomål.docx
+++ b/klagomål/A 15492-2023 FSC-klagomål.docx
@@ -1006,7 +1006,7 @@
     <w:r>
       <w:tab/>
       <w:tab/>
-      <w:t>2026-07-29</w:t>
+      <w:t>2026-07-30</w:t>
       <w:br/>
       <w:br/>
     </w:r>

--- a/klagomål/A 15492-2023 FSC-klagomål.docx
+++ b/klagomål/A 15492-2023 FSC-klagomål.docx
@@ -1006,7 +1006,7 @@
     <w:r>
       <w:tab/>
       <w:tab/>
-      <w:t>2026-07-30</w:t>
+      <w:t>2026-07-31</w:t>
       <w:br/>
       <w:br/>
     </w:r>

--- a/klagomål/A 15492-2023 FSC-klagomål.docx
+++ b/klagomål/A 15492-2023 FSC-klagomål.docx
@@ -1006,7 +1006,7 @@
     <w:r>
       <w:tab/>
       <w:tab/>
-      <w:t>2026-07-31</w:t>
+      <w:t>2026-08-01</w:t>
       <w:br/>
       <w:br/>
     </w:r>

--- a/klagomål/A 15492-2023 FSC-klagomål.docx
+++ b/klagomål/A 15492-2023 FSC-klagomål.docx
@@ -1006,7 +1006,7 @@
     <w:r>
       <w:tab/>
       <w:tab/>
-      <w:t>2026-08-01</w:t>
+      <w:t>2026-08-02</w:t>
       <w:br/>
       <w:br/>
     </w:r>

--- a/klagomål/A 15492-2023 FSC-klagomål.docx
+++ b/klagomål/A 15492-2023 FSC-klagomål.docx
@@ -1006,7 +1006,7 @@
     <w:r>
       <w:tab/>
       <w:tab/>
-      <w:t>2026-08-02</w:t>
+      <w:t>2026-08-03</w:t>
       <w:br/>
       <w:br/>
     </w:r>

--- a/klagomål/A 15492-2023 FSC-klagomål.docx
+++ b/klagomål/A 15492-2023 FSC-klagomål.docx
@@ -1006,7 +1006,7 @@
     <w:r>
       <w:tab/>
       <w:tab/>
-      <w:t>2026-08-03</w:t>
+      <w:t>2026-08-05</w:t>
       <w:br/>
       <w:br/>
     </w:r>

--- a/klagomål/A 15492-2023 FSC-klagomål.docx
+++ b/klagomål/A 15492-2023 FSC-klagomål.docx
@@ -1006,7 +1006,7 @@
     <w:r>
       <w:tab/>
       <w:tab/>
-      <w:t>2026-08-05</w:t>
+      <w:t>2026-08-07</w:t>
       <w:br/>
       <w:br/>
     </w:r>

--- a/klagomål/A 15492-2023 FSC-klagomål.docx
+++ b/klagomål/A 15492-2023 FSC-klagomål.docx
@@ -1006,7 +1006,7 @@
     <w:r>
       <w:tab/>
       <w:tab/>
-      <w:t>2026-08-07</w:t>
+      <w:t>2026-08-08</w:t>
       <w:br/>
       <w:br/>
     </w:r>

--- a/klagomål/A 15492-2023 FSC-klagomål.docx
+++ b/klagomål/A 15492-2023 FSC-klagomål.docx
@@ -216,7 +216,7 @@
         <w:spacing w:after="240"/>
       </w:pPr>
       <w:r>
-        <w:t>Figur 1. Fyndplatser för naturvårdsarter inom 16 meter från avverkningsanmälan. Markörer utan svart kant är placerade på fyndplatsen. Markörer med svart kant är placerade vid sidan av fyndplatsen har ett svart streck som visar fyndplatsens exakta position. Kartans mittpunktskoordinat är N 6234625, E 463300 i SWEREF 99 TM.</w:t>
+        <w:t>Figur 1. Fyndplatser för naturvårdsarter inom 16 meter från avverkningsanmälan. Markörer utan svart kant är placerade på fyndplatsen. Markörer med svart kant är placerade vid sidan av fyndplatsen och har ett svart streck som visar fyndplatsens exakta position. Kartans mittpunktskoordinat är N 6234625, E 463300 i SWEREF 99 TM.</w:t>
       </w:r>
     </w:p>
     <w:p>
@@ -1006,7 +1006,7 @@
     <w:r>
       <w:tab/>
       <w:tab/>
-      <w:t>2026-08-14</w:t>
+      <w:t>2026-08-15</w:t>
       <w:br/>
       <w:br/>
     </w:r>

--- a/klagomål/A 15492-2023 FSC-klagomål.docx
+++ b/klagomål/A 15492-2023 FSC-klagomål.docx
@@ -1006,7 +1006,7 @@
     <w:r>
       <w:tab/>
       <w:tab/>
-      <w:t>2026-08-15</w:t>
+      <w:t>2026-08-16</w:t>
       <w:br/>
       <w:br/>
     </w:r>

--- a/klagomål/A 15492-2023 FSC-klagomål.docx
+++ b/klagomål/A 15492-2023 FSC-klagomål.docx
@@ -1006,7 +1006,7 @@
     <w:r>
       <w:tab/>
       <w:tab/>
-      <w:t>2026-08-16</w:t>
+      <w:t>2026-08-17</w:t>
       <w:br/>
       <w:br/>
     </w:r>

--- a/klagomål/A 15492-2023 FSC-klagomål.docx
+++ b/klagomål/A 15492-2023 FSC-klagomål.docx
@@ -1006,7 +1006,7 @@
     <w:r>
       <w:tab/>
       <w:tab/>
-      <w:t>2026-08-17</w:t>
+      <w:t>2026-08-18</w:t>
       <w:br/>
       <w:br/>
     </w:r>

--- a/klagomål/A 15492-2023 FSC-klagomål.docx
+++ b/klagomål/A 15492-2023 FSC-klagomål.docx
@@ -1006,7 +1006,7 @@
     <w:r>
       <w:tab/>
       <w:tab/>
-      <w:t>2026-08-18</w:t>
+      <w:t>2026-08-19</w:t>
       <w:br/>
       <w:br/>
     </w:r>

--- a/klagomål/A 15492-2023 FSC-klagomål.docx
+++ b/klagomål/A 15492-2023 FSC-klagomål.docx
@@ -1006,7 +1006,7 @@
     <w:r>
       <w:tab/>
       <w:tab/>
-      <w:t>2026-08-19</w:t>
+      <w:t>2026-08-20</w:t>
       <w:br/>
       <w:br/>
     </w:r>

--- a/klagomål/A 15492-2023 FSC-klagomål.docx
+++ b/klagomål/A 15492-2023 FSC-klagomål.docx
@@ -1006,7 +1006,7 @@
     <w:r>
       <w:tab/>
       <w:tab/>
-      <w:t>2026-08-20</w:t>
+      <w:t>2026-08-21</w:t>
       <w:br/>
       <w:br/>
     </w:r>

--- a/klagomål/A 15492-2023 FSC-klagomål.docx
+++ b/klagomål/A 15492-2023 FSC-klagomål.docx
@@ -1006,7 +1006,7 @@
     <w:r>
       <w:tab/>
       <w:tab/>
-      <w:t>2026-08-21</w:t>
+      <w:t>2026-08-22</w:t>
       <w:br/>
       <w:br/>
     </w:r>

--- a/klagomål/A 15492-2023 FSC-klagomål.docx
+++ b/klagomål/A 15492-2023 FSC-klagomål.docx
@@ -1006,7 +1006,7 @@
     <w:r>
       <w:tab/>
       <w:tab/>
-      <w:t>2026-08-22</w:t>
+      <w:t>2026-08-23</w:t>
       <w:br/>
       <w:br/>
     </w:r>

--- a/klagomål/A 15492-2023 FSC-klagomål.docx
+++ b/klagomål/A 15492-2023 FSC-klagomål.docx
@@ -1006,7 +1006,7 @@
     <w:r>
       <w:tab/>
       <w:tab/>
-      <w:t>2026-08-23</w:t>
+      <w:t>2026-08-24</w:t>
       <w:br/>
       <w:br/>
     </w:r>

--- a/klagomål/A 15492-2023 FSC-klagomål.docx
+++ b/klagomål/A 15492-2023 FSC-klagomål.docx
@@ -1006,7 +1006,7 @@
     <w:r>
       <w:tab/>
       <w:tab/>
-      <w:t>2026-08-24</w:t>
+      <w:t>2026-08-25</w:t>
       <w:br/>
       <w:br/>
     </w:r>

--- a/klagomål/A 15492-2023 FSC-klagomål.docx
+++ b/klagomål/A 15492-2023 FSC-klagomål.docx
@@ -1006,7 +1006,7 @@
     <w:r>
       <w:tab/>
       <w:tab/>
-      <w:t>2026-08-25</w:t>
+      <w:t>2026-08-26</w:t>
       <w:br/>
       <w:br/>
     </w:r>

--- a/klagomål/A 15492-2023 FSC-klagomål.docx
+++ b/klagomål/A 15492-2023 FSC-klagomål.docx
@@ -1006,7 +1006,7 @@
     <w:r>
       <w:tab/>
       <w:tab/>
-      <w:t>2026-08-26</w:t>
+      <w:t>2026-08-27</w:t>
       <w:br/>
       <w:br/>
     </w:r>

--- a/klagomål/A 15492-2023 FSC-klagomål.docx
+++ b/klagomål/A 15492-2023 FSC-klagomål.docx
@@ -1006,7 +1006,7 @@
     <w:r>
       <w:tab/>
       <w:tab/>
-      <w:t>2026-08-27</w:t>
+      <w:t>2026-08-28</w:t>
       <w:br/>
       <w:br/>
     </w:r>

--- a/klagomål/A 15492-2023 FSC-klagomål.docx
+++ b/klagomål/A 15492-2023 FSC-klagomål.docx
@@ -1006,7 +1006,7 @@
     <w:r>
       <w:tab/>
       <w:tab/>
-      <w:t>2026-08-28</w:t>
+      <w:t>2026-08-29</w:t>
       <w:br/>
       <w:br/>
     </w:r>

--- a/klagomål/A 15492-2023 FSC-klagomål.docx
+++ b/klagomål/A 15492-2023 FSC-klagomål.docx
@@ -1006,7 +1006,7 @@
     <w:r>
       <w:tab/>
       <w:tab/>
-      <w:t>2026-08-29</w:t>
+      <w:t>2026-08-31</w:t>
       <w:br/>
       <w:br/>
     </w:r>

--- a/klagomål/A 15492-2023 FSC-klagomål.docx
+++ b/klagomål/A 15492-2023 FSC-klagomål.docx
@@ -1006,7 +1006,7 @@
     <w:r>
       <w:tab/>
       <w:tab/>
-      <w:t>2026-08-31</w:t>
+      <w:t>2026-09-01</w:t>
       <w:br/>
       <w:br/>
     </w:r>

--- a/klagomål/A 15492-2023 FSC-klagomål.docx
+++ b/klagomål/A 15492-2023 FSC-klagomål.docx
@@ -1006,7 +1006,7 @@
     <w:r>
       <w:tab/>
       <w:tab/>
-      <w:t>2026-09-01</w:t>
+      <w:t>2026-09-02</w:t>
       <w:br/>
       <w:br/>
     </w:r>

--- a/klagomål/A 15492-2023 FSC-klagomål.docx
+++ b/klagomål/A 15492-2023 FSC-klagomål.docx
@@ -1006,7 +1006,7 @@
     <w:r>
       <w:tab/>
       <w:tab/>
-      <w:t>2026-09-02</w:t>
+      <w:t>2026-09-03</w:t>
       <w:br/>
       <w:br/>
     </w:r>

--- a/klagomål/A 15492-2023 FSC-klagomål.docx
+++ b/klagomål/A 15492-2023 FSC-klagomål.docx
@@ -1006,7 +1006,7 @@
     <w:r>
       <w:tab/>
       <w:tab/>
-      <w:t>2026-09-03</w:t>
+      <w:t>2026-09-04</w:t>
       <w:br/>
       <w:br/>
     </w:r>

--- a/klagomål/A 15492-2023 FSC-klagomål.docx
+++ b/klagomål/A 15492-2023 FSC-klagomål.docx
@@ -1006,7 +1006,7 @@
     <w:r>
       <w:tab/>
       <w:tab/>
-      <w:t>2026-09-04</w:t>
+      <w:t>2026-09-05</w:t>
       <w:br/>
       <w:br/>
     </w:r>

--- a/klagomål/A 15492-2023 FSC-klagomål.docx
+++ b/klagomål/A 15492-2023 FSC-klagomål.docx
@@ -1006,7 +1006,7 @@
     <w:r>
       <w:tab/>
       <w:tab/>
-      <w:t>2026-09-05</w:t>
+      <w:t>2026-09-06</w:t>
       <w:br/>
       <w:br/>
     </w:r>

--- a/klagomål/A 15492-2023 FSC-klagomål.docx
+++ b/klagomål/A 15492-2023 FSC-klagomål.docx
@@ -1006,7 +1006,7 @@
     <w:r>
       <w:tab/>
       <w:tab/>
-      <w:t>2026-09-06</w:t>
+      <w:t>2026-09-07</w:t>
       <w:br/>
       <w:br/>
     </w:r>

--- a/klagomål/A 15492-2023 FSC-klagomål.docx
+++ b/klagomål/A 15492-2023 FSC-klagomål.docx
@@ -1006,7 +1006,7 @@
     <w:r>
       <w:tab/>
       <w:tab/>
-      <w:t>2026-09-07</w:t>
+      <w:t>2026-09-08</w:t>
       <w:br/>
       <w:br/>
     </w:r>

--- a/klagomål/A 15492-2023 FSC-klagomål.docx
+++ b/klagomål/A 15492-2023 FSC-klagomål.docx
@@ -1006,7 +1006,7 @@
     <w:r>
       <w:tab/>
       <w:tab/>
-      <w:t>2026-09-08</w:t>
+      <w:t>2026-09-09</w:t>
       <w:br/>
       <w:br/>
     </w:r>

--- a/klagomål/A 15492-2023 FSC-klagomål.docx
+++ b/klagomål/A 15492-2023 FSC-klagomål.docx
@@ -1006,7 +1006,7 @@
     <w:r>
       <w:tab/>
       <w:tab/>
-      <w:t>2026-09-09</w:t>
+      <w:t>2026-09-10</w:t>
       <w:br/>
       <w:br/>
     </w:r>

--- a/klagomål/A 15492-2023 FSC-klagomål.docx
+++ b/klagomål/A 15492-2023 FSC-klagomål.docx
@@ -1006,7 +1006,7 @@
     <w:r>
       <w:tab/>
       <w:tab/>
-      <w:t>2026-09-10</w:t>
+      <w:t>2026-09-11</w:t>
       <w:br/>
       <w:br/>
     </w:r>

--- a/klagomål/A 15492-2023 FSC-klagomål.docx
+++ b/klagomål/A 15492-2023 FSC-klagomål.docx
@@ -1006,7 +1006,7 @@
     <w:r>
       <w:tab/>
       <w:tab/>
-      <w:t>2026-09-11</w:t>
+      <w:t>2026-09-12</w:t>
       <w:br/>
       <w:br/>
     </w:r>

--- a/klagomål/A 15492-2023 FSC-klagomål.docx
+++ b/klagomål/A 15492-2023 FSC-klagomål.docx
@@ -1006,7 +1006,7 @@
     <w:r>
       <w:tab/>
       <w:tab/>
-      <w:t>2026-09-12</w:t>
+      <w:t>2026-09-13</w:t>
       <w:br/>
       <w:br/>
     </w:r>
